--- a/Employee_Engagement_Executive_Summary.docx
+++ b/Employee_Engagement_Executive_Summary.docx
@@ -81,10 +81,10 @@
           <w:szCs w:val="24"/>
         </w:rPr>
         <w:drawing>
-          <wp:inline distT="0" distB="0" distL="0" distR="0" wp14:anchorId="7E4377D0" wp14:editId="00128D1A">
-            <wp:extent cx="6437539" cy="790575"/>
-            <wp:effectExtent l="0" t="0" r="1905" b="0"/>
-            <wp:docPr id="1" name="Picture 1"/>
+          <wp:inline distT="0" distB="0" distL="0" distR="0" wp14:anchorId="56EFF6DC" wp14:editId="0F3BA0C7">
+            <wp:extent cx="6438900" cy="696595"/>
+            <wp:effectExtent l="0" t="0" r="0" b="8255"/>
+            <wp:docPr id="1101002469" name="Picture 1"/>
             <wp:cNvGraphicFramePr>
               <a:graphicFrameLocks xmlns:a="http://schemas.openxmlformats.org/drawingml/2006/main" noChangeAspect="1"/>
             </wp:cNvGraphicFramePr>
@@ -92,22 +92,19 @@
               <a:graphicData uri="http://schemas.openxmlformats.org/drawingml/2006/picture">
                 <pic:pic xmlns:pic="http://schemas.openxmlformats.org/drawingml/2006/picture">
                   <pic:nvPicPr>
-                    <pic:cNvPr id="0" name=""/>
-                    <pic:cNvPicPr>
-                      <a:picLocks noChangeAspect="1" noChangeArrowheads="1"/>
-                    </pic:cNvPicPr>
+                    <pic:cNvPr id="1101002469" name=""/>
+                    <pic:cNvPicPr/>
                   </pic:nvPicPr>
                   <pic:blipFill>
                     <a:blip r:embed="rId7"/>
-                    <a:srcRect/>
                     <a:stretch>
                       <a:fillRect/>
                     </a:stretch>
                   </pic:blipFill>
-                  <pic:spPr bwMode="auto">
+                  <pic:spPr>
                     <a:xfrm>
                       <a:off x="0" y="0"/>
-                      <a:ext cx="6459400" cy="793260"/>
+                      <a:ext cx="6447608" cy="697537"/>
                     </a:xfrm>
                     <a:prstGeom prst="rect">
                       <a:avLst/>
